--- a/Student Performance Prediction System Report.docx
+++ b/Student Performance Prediction System Report.docx
@@ -689,6 +689,9 @@
         <w:ind w:left="360" w:hanging="360"/>
       </w:pPr>
       <w:r>
+        <w:rPr>
+          <w:noProof/>
+        </w:rPr>
         <w:drawing>
           <wp:inline distT="0" distB="0" distL="0" distR="0" wp14:anchorId="65511BAA" wp14:editId="73494FC7">
             <wp:extent cx="6215380" cy="4419600"/>
@@ -952,6 +955,9 @@
         <w:ind w:left="360" w:hanging="360"/>
       </w:pPr>
       <w:r>
+        <w:rPr>
+          <w:noProof/>
+        </w:rPr>
         <w:drawing>
           <wp:inline distT="0" distB="0" distL="0" distR="0" wp14:anchorId="2C4E322D" wp14:editId="4333AE13">
             <wp:extent cx="5372100" cy="4840057"/>
@@ -1121,6 +1127,9 @@
         <w:ind w:left="360" w:hanging="360"/>
       </w:pPr>
       <w:r>
+        <w:rPr>
+          <w:noProof/>
+        </w:rPr>
         <w:drawing>
           <wp:inline distT="0" distB="0" distL="0" distR="0" wp14:anchorId="144955A9" wp14:editId="6DBD4571">
             <wp:extent cx="5943600" cy="2070735"/>
@@ -1218,6 +1227,9 @@
         <w:ind w:left="360" w:hanging="360"/>
       </w:pPr>
       <w:r>
+        <w:rPr>
+          <w:noProof/>
+        </w:rPr>
         <w:drawing>
           <wp:inline distT="0" distB="0" distL="0" distR="0" wp14:anchorId="6B5789BE" wp14:editId="43228D7B">
             <wp:extent cx="5943600" cy="4909820"/>
@@ -1298,6 +1310,9 @@
         <w:ind w:left="360" w:hanging="360"/>
       </w:pPr>
       <w:r>
+        <w:rPr>
+          <w:noProof/>
+        </w:rPr>
         <w:drawing>
           <wp:inline distT="0" distB="0" distL="0" distR="0" wp14:anchorId="65E15DB9" wp14:editId="7EBB55F0">
             <wp:extent cx="5943600" cy="5421630"/>
@@ -1494,6 +1509,9 @@
         <w:ind w:left="360" w:hanging="360"/>
       </w:pPr>
       <w:r>
+        <w:rPr>
+          <w:noProof/>
+        </w:rPr>
         <w:drawing>
           <wp:inline distT="0" distB="0" distL="0" distR="0" wp14:anchorId="272FECEA" wp14:editId="3C14A27A">
             <wp:extent cx="5943600" cy="5081905"/>
@@ -1571,6 +1589,9 @@
         <w:ind w:left="360" w:hanging="360"/>
       </w:pPr>
       <w:r>
+        <w:rPr>
+          <w:noProof/>
+        </w:rPr>
         <w:drawing>
           <wp:inline distT="0" distB="0" distL="0" distR="0" wp14:anchorId="30C06CF6" wp14:editId="3BBCDD0B">
             <wp:extent cx="3590925" cy="1924050"/>
@@ -1647,6 +1668,9 @@
         <w:ind w:left="360" w:hanging="360"/>
       </w:pPr>
       <w:r>
+        <w:rPr>
+          <w:noProof/>
+        </w:rPr>
         <w:drawing>
           <wp:inline distT="0" distB="0" distL="0" distR="0" wp14:anchorId="6EF2DB3E" wp14:editId="5A33E772">
             <wp:extent cx="5943600" cy="5418455"/>
@@ -1843,6 +1867,9 @@
         <w:ind w:left="360" w:hanging="360"/>
       </w:pPr>
       <w:r>
+        <w:rPr>
+          <w:noProof/>
+        </w:rPr>
         <w:drawing>
           <wp:inline distT="0" distB="0" distL="0" distR="0" wp14:anchorId="0611E7CC" wp14:editId="4B7ED99E">
             <wp:extent cx="5943600" cy="3744595"/>
@@ -1900,6 +1927,9 @@
         <w:ind w:left="360" w:hanging="360"/>
       </w:pPr>
       <w:r>
+        <w:rPr>
+          <w:noProof/>
+        </w:rPr>
         <w:drawing>
           <wp:inline distT="0" distB="0" distL="0" distR="0" wp14:anchorId="0596CA42" wp14:editId="416E1CDD">
             <wp:extent cx="5943600" cy="3033395"/>
@@ -1967,6 +1997,9 @@
         <w:ind w:left="360" w:hanging="360"/>
       </w:pPr>
       <w:r>
+        <w:rPr>
+          <w:noProof/>
+        </w:rPr>
         <w:lastRenderedPageBreak/>
         <w:drawing>
           <wp:inline distT="0" distB="0" distL="0" distR="0" wp14:anchorId="539EA3C4" wp14:editId="1E037720">
@@ -2053,6 +2086,9 @@
         <w:ind w:left="360" w:hanging="360"/>
       </w:pPr>
       <w:r>
+        <w:rPr>
+          <w:noProof/>
+        </w:rPr>
         <w:drawing>
           <wp:inline distT="0" distB="0" distL="0" distR="0" wp14:anchorId="5C903BF2" wp14:editId="0437C020">
             <wp:extent cx="5943600" cy="2409190"/>
@@ -2209,6 +2245,9 @@
         <w:ind w:left="360" w:hanging="360"/>
       </w:pPr>
       <w:r>
+        <w:rPr>
+          <w:noProof/>
+        </w:rPr>
         <w:drawing>
           <wp:inline distT="0" distB="0" distL="0" distR="0" wp14:anchorId="01E7127D" wp14:editId="1301AC14">
             <wp:extent cx="5943600" cy="4340860"/>
@@ -2481,6 +2520,78 @@
         </w:numPr>
         <w:ind w:left="360"/>
       </w:pPr>
+    </w:p>
+    <w:p>
+      <w:pPr>
+        <w:pStyle w:val="Heading1"/>
+      </w:pPr>
+      <w:r>
+        <w:t xml:space="preserve">14. </w:t>
+      </w:r>
+      <w:r>
+        <w:t>GitHub Repositories Link</w:t>
+      </w:r>
+    </w:p>
+    <w:p/>
+    <w:p>
+      <w:r>
+        <w:t xml:space="preserve">Dhroov Havale - </w:t>
+      </w:r>
+      <w:hyperlink r:id="rId19" w:history="1">
+        <w:proofErr w:type="spellStart"/>
+        <w:r>
+          <w:rPr>
+            <w:rStyle w:val="Hyperlink"/>
+          </w:rPr>
+          <w:t>dhroovhavale</w:t>
+        </w:r>
+        <w:proofErr w:type="spellEnd"/>
+        <w:r>
+          <w:rPr>
+            <w:rStyle w:val="Hyperlink"/>
+          </w:rPr>
+          <w:t>-ocean/STUDENT-PERFORMANCE-PREDICTION-SYSTEM: Python Mini Project</w:t>
+        </w:r>
+      </w:hyperlink>
+    </w:p>
+    <w:p>
+      <w:pPr>
+        <w:pStyle w:val="ListNumber"/>
+        <w:numPr>
+          <w:ilvl w:val="0"/>
+          <w:numId w:val="0"/>
+        </w:numPr>
+        <w:ind w:left="360" w:hanging="360"/>
+      </w:pPr>
+    </w:p>
+    <w:p>
+      <w:pPr>
+        <w:pStyle w:val="ListNumber"/>
+        <w:numPr>
+          <w:ilvl w:val="0"/>
+          <w:numId w:val="0"/>
+        </w:numPr>
+        <w:ind w:left="360" w:hanging="360"/>
+      </w:pPr>
+      <w:r>
+        <w:t xml:space="preserve">Chetan </w:t>
+      </w:r>
+      <w:proofErr w:type="spellStart"/>
+      <w:r>
+        <w:t>Bulbule</w:t>
+      </w:r>
+      <w:proofErr w:type="spellEnd"/>
+      <w:r>
+        <w:t xml:space="preserve"> - </w:t>
+      </w:r>
+      <w:hyperlink r:id="rId20" w:history="1">
+        <w:r>
+          <w:rPr>
+            <w:rStyle w:val="Hyperlink"/>
+          </w:rPr>
+          <w:t>nov4ra/Student-performance-prediction-system: python mini project</w:t>
+        </w:r>
+      </w:hyperlink>
     </w:p>
     <w:sectPr>
       <w:pgSz w:w="12240" w:h="15840"/>
@@ -3304,7 +3415,6 @@
   <w:style w:type="character" w:default="1" w:styleId="DefaultParagraphFont">
     <w:name w:val="Default Paragraph Font"/>
     <w:uiPriority w:val="1"/>
-    <w:semiHidden/>
     <w:unhideWhenUsed/>
   </w:style>
   <w:style w:type="table" w:default="1" w:styleId="TableNormal">
@@ -14079,6 +14189,29 @@
         <w:shd w:val="clear" w:color="auto" w:fill="FBCAA2" w:themeFill="accent6" w:themeFillTint="7F"/>
       </w:tcPr>
     </w:tblStylePr>
+  </w:style>
+  <w:style w:type="character" w:styleId="Hyperlink">
+    <w:name w:val="Hyperlink"/>
+    <w:basedOn w:val="DefaultParagraphFont"/>
+    <w:uiPriority w:val="99"/>
+    <w:unhideWhenUsed/>
+    <w:rsid w:val="00D02DFE"/>
+    <w:rPr>
+      <w:color w:val="0000FF" w:themeColor="hyperlink"/>
+      <w:u w:val="single"/>
+    </w:rPr>
+  </w:style>
+  <w:style w:type="character" w:styleId="UnresolvedMention">
+    <w:name w:val="Unresolved Mention"/>
+    <w:basedOn w:val="DefaultParagraphFont"/>
+    <w:uiPriority w:val="99"/>
+    <w:semiHidden/>
+    <w:unhideWhenUsed/>
+    <w:rsid w:val="00D02DFE"/>
+    <w:rPr>
+      <w:color w:val="605E5C"/>
+      <w:shd w:val="clear" w:color="auto" w:fill="E1DFDD"/>
+    </w:rPr>
   </w:style>
 </w:styles>
 </file>
